--- a/ส่วนเสริมทั้งหมด/สารบัญ.docx
+++ b/ส่วนเสริมทั้งหมด/สารบัญ.docx
@@ -348,20 +348,20 @@
               </w:tabs>
               <w:jc w:val="right"/>
               <w:rPr>
-                <w:rFonts w:ascii="TH SarabunPSK" w:eastAsia="Calibri" w:hAnsi="TH SarabunPSK" w:cs="TH SarabunPSK"/>
-                <w:sz w:val="32"/>
-                <w:szCs w:val="32"/>
-                <w:cs/>
-              </w:rPr>
-            </w:pPr>
-            <w:r>
-              <w:rPr>
                 <w:rFonts w:ascii="TH SarabunPSK" w:eastAsia="Calibri" w:hAnsi="TH SarabunPSK" w:cs="TH SarabunPSK" w:hint="cs"/>
                 <w:sz w:val="32"/>
                 <w:szCs w:val="32"/>
                 <w:cs/>
               </w:rPr>
-              <w:t>จ</w:t>
+            </w:pPr>
+            <w:r>
+              <w:rPr>
+                <w:rFonts w:ascii="TH SarabunPSK" w:eastAsia="Calibri" w:hAnsi="TH SarabunPSK" w:cs="TH SarabunPSK" w:hint="cs"/>
+                <w:sz w:val="32"/>
+                <w:szCs w:val="32"/>
+                <w:cs/>
+              </w:rPr>
+              <w:t>ฉ</w:t>
             </w:r>
           </w:p>
         </w:tc>
@@ -406,20 +406,22 @@
               </w:tabs>
               <w:jc w:val="right"/>
               <w:rPr>
-                <w:rFonts w:ascii="TH SarabunPSK" w:eastAsia="Calibri" w:hAnsi="TH SarabunPSK" w:cs="TH SarabunPSK"/>
-                <w:sz w:val="32"/>
-                <w:szCs w:val="32"/>
-                <w:cs/>
-              </w:rPr>
-            </w:pPr>
-            <w:r>
-              <w:rPr>
                 <w:rFonts w:ascii="TH SarabunPSK" w:eastAsia="Calibri" w:hAnsi="TH SarabunPSK" w:cs="TH SarabunPSK" w:hint="cs"/>
                 <w:sz w:val="32"/>
                 <w:szCs w:val="32"/>
                 <w:cs/>
               </w:rPr>
-              <w:t>ช</w:t>
+            </w:pPr>
+            <w:r>
+              <w:rPr>
+                <w:rFonts w:ascii="TH SarabunPSK" w:hAnsi="TH SarabunPSK" w:cs="TH SarabunPSK" w:hint="cs"/>
+                <w:color w:val="001D35"/>
+                <w:sz w:val="32"/>
+                <w:szCs w:val="32"/>
+                <w:shd w:val="clear" w:color="auto" w:fill="FFFFFF"/>
+                <w:cs/>
+              </w:rPr>
+              <w:t>ซ</w:t>
             </w:r>
           </w:p>
         </w:tc>
@@ -479,6 +481,8 @@
               </w:rPr>
               <w:t>ซ</w:t>
             </w:r>
+            <w:bookmarkStart w:id="0" w:name="_GoBack"/>
+            <w:bookmarkEnd w:id="0"/>
           </w:p>
         </w:tc>
       </w:tr>
@@ -676,7 +680,6 @@
                 <w:rFonts w:ascii="TH SarabunPSK" w:eastAsia="Calibri" w:hAnsi="TH SarabunPSK" w:cs="TH SarabunPSK"/>
                 <w:sz w:val="32"/>
                 <w:szCs w:val="32"/>
-                <w:cs/>
               </w:rPr>
             </w:pPr>
             <w:r>
@@ -929,17 +932,15 @@
                 <w:rFonts w:ascii="TH SarabunPSK" w:eastAsia="Calibri" w:hAnsi="TH SarabunPSK" w:cs="TH SarabunPSK"/>
                 <w:sz w:val="32"/>
                 <w:szCs w:val="32"/>
-                <w:cs/>
-              </w:rPr>
-            </w:pPr>
-            <w:r>
-              <w:rPr>
-                <w:rFonts w:ascii="TH SarabunPSK" w:eastAsia="Calibri" w:hAnsi="TH SarabunPSK" w:cs="TH SarabunPSK" w:hint="cs"/>
-                <w:sz w:val="32"/>
-                <w:szCs w:val="32"/>
-                <w:cs/>
-              </w:rPr>
-              <w:t>3</w:t>
+              </w:rPr>
+            </w:pPr>
+            <w:r>
+              <w:rPr>
+                <w:rFonts w:ascii="TH SarabunPSK" w:eastAsia="Calibri" w:hAnsi="TH SarabunPSK" w:cs="TH SarabunPSK"/>
+                <w:sz w:val="32"/>
+                <w:szCs w:val="32"/>
+              </w:rPr>
+              <w:t>2</w:t>
             </w:r>
           </w:p>
         </w:tc>
@@ -1014,17 +1015,15 @@
                 <w:rFonts w:ascii="TH SarabunPSK" w:eastAsia="Calibri" w:hAnsi="TH SarabunPSK" w:cs="TH SarabunPSK"/>
                 <w:sz w:val="32"/>
                 <w:szCs w:val="32"/>
-                <w:cs/>
-              </w:rPr>
-            </w:pPr>
-            <w:r>
-              <w:rPr>
-                <w:rFonts w:ascii="TH SarabunPSK" w:eastAsia="Calibri" w:hAnsi="TH SarabunPSK" w:cs="TH SarabunPSK" w:hint="cs"/>
-                <w:sz w:val="32"/>
-                <w:szCs w:val="32"/>
-                <w:cs/>
-              </w:rPr>
-              <w:t>5</w:t>
+              </w:rPr>
+            </w:pPr>
+            <w:r>
+              <w:rPr>
+                <w:rFonts w:ascii="TH SarabunPSK" w:eastAsia="Calibri" w:hAnsi="TH SarabunPSK" w:cs="TH SarabunPSK"/>
+                <w:sz w:val="32"/>
+                <w:szCs w:val="32"/>
+              </w:rPr>
+              <w:t>4</w:t>
             </w:r>
           </w:p>
         </w:tc>
@@ -1099,17 +1098,15 @@
                 <w:rFonts w:ascii="TH SarabunPSK" w:eastAsia="Calibri" w:hAnsi="TH SarabunPSK" w:cs="TH SarabunPSK"/>
                 <w:sz w:val="32"/>
                 <w:szCs w:val="32"/>
-                <w:cs/>
-              </w:rPr>
-            </w:pPr>
-            <w:r>
-              <w:rPr>
-                <w:rFonts w:ascii="TH SarabunPSK" w:eastAsia="Calibri" w:hAnsi="TH SarabunPSK" w:cs="TH SarabunPSK" w:hint="cs"/>
-                <w:sz w:val="32"/>
-                <w:szCs w:val="32"/>
-                <w:cs/>
-              </w:rPr>
-              <w:t>6</w:t>
+              </w:rPr>
+            </w:pPr>
+            <w:r>
+              <w:rPr>
+                <w:rFonts w:ascii="TH SarabunPSK" w:eastAsia="Calibri" w:hAnsi="TH SarabunPSK" w:cs="TH SarabunPSK"/>
+                <w:sz w:val="32"/>
+                <w:szCs w:val="32"/>
+              </w:rPr>
+              <w:t>4</w:t>
             </w:r>
           </w:p>
         </w:tc>
@@ -1184,17 +1181,15 @@
                 <w:rFonts w:ascii="TH SarabunPSK" w:eastAsia="Calibri" w:hAnsi="TH SarabunPSK" w:cs="TH SarabunPSK"/>
                 <w:sz w:val="32"/>
                 <w:szCs w:val="32"/>
-                <w:cs/>
-              </w:rPr>
-            </w:pPr>
-            <w:r>
-              <w:rPr>
-                <w:rFonts w:ascii="TH SarabunPSK" w:eastAsia="Calibri" w:hAnsi="TH SarabunPSK" w:cs="TH SarabunPSK" w:hint="cs"/>
-                <w:sz w:val="32"/>
-                <w:szCs w:val="32"/>
-                <w:cs/>
-              </w:rPr>
-              <w:t>6</w:t>
+              </w:rPr>
+            </w:pPr>
+            <w:r>
+              <w:rPr>
+                <w:rFonts w:ascii="TH SarabunPSK" w:eastAsia="Calibri" w:hAnsi="TH SarabunPSK" w:cs="TH SarabunPSK"/>
+                <w:sz w:val="32"/>
+                <w:szCs w:val="32"/>
+              </w:rPr>
+              <w:t>5</w:t>
             </w:r>
           </w:p>
         </w:tc>
@@ -1269,17 +1264,15 @@
                 <w:rFonts w:ascii="TH SarabunPSK" w:eastAsia="Calibri" w:hAnsi="TH SarabunPSK" w:cs="TH SarabunPSK"/>
                 <w:sz w:val="32"/>
                 <w:szCs w:val="32"/>
-                <w:cs/>
-              </w:rPr>
-            </w:pPr>
-            <w:r>
-              <w:rPr>
-                <w:rFonts w:ascii="TH SarabunPSK" w:eastAsia="Calibri" w:hAnsi="TH SarabunPSK" w:cs="TH SarabunPSK" w:hint="cs"/>
-                <w:sz w:val="32"/>
-                <w:szCs w:val="32"/>
-                <w:cs/>
-              </w:rPr>
-              <w:t>7</w:t>
+              </w:rPr>
+            </w:pPr>
+            <w:r>
+              <w:rPr>
+                <w:rFonts w:ascii="TH SarabunPSK" w:eastAsia="Calibri" w:hAnsi="TH SarabunPSK" w:cs="TH SarabunPSK"/>
+                <w:sz w:val="32"/>
+                <w:szCs w:val="32"/>
+              </w:rPr>
+              <w:t>6</w:t>
             </w:r>
           </w:p>
         </w:tc>
@@ -1531,17 +1524,15 @@
                 <w:rFonts w:ascii="TH SarabunPSK" w:eastAsia="Calibri" w:hAnsi="TH SarabunPSK" w:cs="TH SarabunPSK"/>
                 <w:sz w:val="32"/>
                 <w:szCs w:val="32"/>
-                <w:cs/>
-              </w:rPr>
-            </w:pPr>
-            <w:r>
-              <w:rPr>
-                <w:rFonts w:ascii="TH SarabunPSK" w:eastAsia="Calibri" w:hAnsi="TH SarabunPSK" w:cs="TH SarabunPSK" w:hint="cs"/>
-                <w:sz w:val="32"/>
-                <w:szCs w:val="32"/>
-                <w:cs/>
-              </w:rPr>
-              <w:t>12</w:t>
+              </w:rPr>
+            </w:pPr>
+            <w:r>
+              <w:rPr>
+                <w:rFonts w:ascii="TH SarabunPSK" w:eastAsia="Calibri" w:hAnsi="TH SarabunPSK" w:cs="TH SarabunPSK"/>
+                <w:sz w:val="32"/>
+                <w:szCs w:val="32"/>
+              </w:rPr>
+              <w:t>9</w:t>
             </w:r>
           </w:p>
         </w:tc>
@@ -1625,17 +1616,15 @@
                 <w:rFonts w:ascii="TH SarabunPSK" w:eastAsia="Calibri" w:hAnsi="TH SarabunPSK" w:cs="TH SarabunPSK"/>
                 <w:sz w:val="32"/>
                 <w:szCs w:val="32"/>
-                <w:cs/>
-              </w:rPr>
-            </w:pPr>
-            <w:r>
-              <w:rPr>
-                <w:rFonts w:ascii="TH SarabunPSK" w:eastAsia="Calibri" w:hAnsi="TH SarabunPSK" w:cs="TH SarabunPSK" w:hint="cs"/>
-                <w:sz w:val="32"/>
-                <w:szCs w:val="32"/>
-                <w:cs/>
-              </w:rPr>
-              <w:t>16</w:t>
+              </w:rPr>
+            </w:pPr>
+            <w:r>
+              <w:rPr>
+                <w:rFonts w:ascii="TH SarabunPSK" w:eastAsia="Calibri" w:hAnsi="TH SarabunPSK" w:cs="TH SarabunPSK"/>
+                <w:sz w:val="32"/>
+                <w:szCs w:val="32"/>
+              </w:rPr>
+              <w:t>14</w:t>
             </w:r>
           </w:p>
         </w:tc>
@@ -1715,12 +1704,11 @@
             </w:pPr>
             <w:r>
               <w:rPr>
-                <w:rFonts w:ascii="TH SarabunPSK" w:eastAsia="Calibri" w:hAnsi="TH SarabunPSK" w:cs="TH SarabunPSK" w:hint="cs"/>
-                <w:sz w:val="32"/>
-                <w:szCs w:val="32"/>
-                <w:cs/>
-              </w:rPr>
-              <w:t>19</w:t>
+                <w:rFonts w:ascii="TH SarabunPSK" w:eastAsia="Calibri" w:hAnsi="TH SarabunPSK" w:cs="TH SarabunPSK"/>
+                <w:sz w:val="32"/>
+                <w:szCs w:val="32"/>
+              </w:rPr>
+              <w:t>17</w:t>
             </w:r>
           </w:p>
         </w:tc>
@@ -1815,19 +1803,17 @@
               </w:tabs>
               <w:jc w:val="thaiDistribute"/>
               <w:rPr>
-                <w:rFonts w:ascii="TH SarabunPSK" w:hAnsi="TH SarabunPSK" w:cs="TH SarabunPSK" w:hint="cs"/>
-                <w:sz w:val="32"/>
-                <w:szCs w:val="32"/>
-                <w:cs/>
-              </w:rPr>
-            </w:pPr>
-            <w:bookmarkStart w:id="0" w:name="_GoBack"/>
-            <w:bookmarkEnd w:id="0"/>
-            <w:r>
-              <w:rPr>
                 <w:rFonts w:ascii="TH SarabunPSK" w:hAnsi="TH SarabunPSK" w:cs="TH SarabunPSK"/>
                 <w:sz w:val="32"/>
                 <w:szCs w:val="32"/>
+                <w:cs/>
+              </w:rPr>
+            </w:pPr>
+            <w:r>
+              <w:rPr>
+                <w:rFonts w:ascii="TH SarabunPSK" w:hAnsi="TH SarabunPSK" w:cs="TH SarabunPSK"/>
+                <w:sz w:val="32"/>
+                <w:szCs w:val="32"/>
               </w:rPr>
               <w:t>Generation</w:t>
             </w:r>
@@ -1868,12 +1854,20 @@
             </w:pPr>
             <w:r>
               <w:rPr>
+                <w:rFonts w:ascii="TH SarabunPSK" w:eastAsia="Calibri" w:hAnsi="TH SarabunPSK" w:cs="TH SarabunPSK"/>
+                <w:sz w:val="32"/>
+                <w:szCs w:val="32"/>
+              </w:rPr>
+              <w:t>3</w:t>
+            </w:r>
+            <w:r>
+              <w:rPr>
                 <w:rFonts w:ascii="TH SarabunPSK" w:eastAsia="Calibri" w:hAnsi="TH SarabunPSK" w:cs="TH SarabunPSK" w:hint="cs"/>
                 <w:sz w:val="32"/>
                 <w:szCs w:val="32"/>
                 <w:cs/>
               </w:rPr>
-              <w:t>21</w:t>
+              <w:t>1</w:t>
             </w:r>
           </w:p>
         </w:tc>
@@ -1958,7 +1952,15 @@
                 <w:szCs w:val="32"/>
                 <w:cs/>
               </w:rPr>
-              <w:t>32</w:t>
+              <w:t>3</w:t>
+            </w:r>
+            <w:r>
+              <w:rPr>
+                <w:rFonts w:ascii="TH SarabunPSK" w:eastAsia="Calibri" w:hAnsi="TH SarabunPSK" w:cs="TH SarabunPSK"/>
+                <w:sz w:val="32"/>
+                <w:szCs w:val="32"/>
+              </w:rPr>
+              <w:t>3</w:t>
             </w:r>
           </w:p>
         </w:tc>
@@ -2060,7 +2062,15 @@
                 <w:szCs w:val="32"/>
                 <w:cs/>
               </w:rPr>
-              <w:t>32</w:t>
+              <w:t>3</w:t>
+            </w:r>
+            <w:r>
+              <w:rPr>
+                <w:rFonts w:ascii="TH SarabunPSK" w:eastAsia="Calibri" w:hAnsi="TH SarabunPSK" w:cs="TH SarabunPSK"/>
+                <w:sz w:val="32"/>
+                <w:szCs w:val="32"/>
+              </w:rPr>
+              <w:t>6</w:t>
             </w:r>
           </w:p>
         </w:tc>
@@ -2150,7 +2160,15 @@
                 <w:sz w:val="32"/>
                 <w:szCs w:val="32"/>
               </w:rPr>
-              <w:t>33</w:t>
+              <w:t>3</w:t>
+            </w:r>
+            <w:r>
+              <w:rPr>
+                <w:rFonts w:ascii="TH SarabunPSK" w:eastAsia="Calibri" w:hAnsi="TH SarabunPSK" w:cs="TH SarabunPSK"/>
+                <w:sz w:val="32"/>
+                <w:szCs w:val="32"/>
+              </w:rPr>
+              <w:t>8</w:t>
             </w:r>
           </w:p>
         </w:tc>
@@ -2198,17 +2216,15 @@
                 <w:rFonts w:ascii="TH SarabunPSK" w:eastAsia="Calibri" w:hAnsi="TH SarabunPSK" w:cs="TH SarabunPSK"/>
                 <w:sz w:val="32"/>
                 <w:szCs w:val="32"/>
-                <w:cs/>
-              </w:rPr>
-            </w:pPr>
-            <w:r>
-              <w:rPr>
-                <w:rFonts w:ascii="TH SarabunPSK" w:eastAsia="Calibri" w:hAnsi="TH SarabunPSK" w:cs="TH SarabunPSK" w:hint="cs"/>
-                <w:sz w:val="32"/>
-                <w:szCs w:val="32"/>
-                <w:cs/>
-              </w:rPr>
-              <w:t>42</w:t>
+              </w:rPr>
+            </w:pPr>
+            <w:r>
+              <w:rPr>
+                <w:rFonts w:ascii="TH SarabunPSK" w:eastAsia="Calibri" w:hAnsi="TH SarabunPSK" w:cs="TH SarabunPSK"/>
+                <w:sz w:val="32"/>
+                <w:szCs w:val="32"/>
+              </w:rPr>
+              <w:t>39</w:t>
             </w:r>
           </w:p>
         </w:tc>
@@ -2242,6 +2258,7 @@
               <w:tabs>
                 <w:tab w:val="left" w:pos="1843"/>
               </w:tabs>
+              <w:jc w:val="center"/>
               <w:rPr>
                 <w:rFonts w:ascii="TH SarabunPSK" w:eastAsia="Calibri" w:hAnsi="TH SarabunPSK" w:cs="TH SarabunPSK"/>
                 <w:sz w:val="32"/>
@@ -2572,7 +2589,15 @@
                 <w:szCs w:val="32"/>
                 <w:cs/>
               </w:rPr>
-              <w:t>44</w:t>
+              <w:t>4</w:t>
+            </w:r>
+            <w:r>
+              <w:rPr>
+                <w:rFonts w:ascii="TH SarabunPSK" w:eastAsia="Calibri" w:hAnsi="TH SarabunPSK" w:cs="TH SarabunPSK"/>
+                <w:sz w:val="32"/>
+                <w:szCs w:val="32"/>
+              </w:rPr>
+              <w:t>1</w:t>
             </w:r>
           </w:p>
         </w:tc>
@@ -2656,17 +2681,15 @@
                 <w:rFonts w:ascii="TH SarabunPSK" w:eastAsia="Calibri" w:hAnsi="TH SarabunPSK" w:cs="TH SarabunPSK"/>
                 <w:sz w:val="32"/>
                 <w:szCs w:val="32"/>
-                <w:cs/>
-              </w:rPr>
-            </w:pPr>
-            <w:r>
-              <w:rPr>
-                <w:rFonts w:ascii="TH SarabunPSK" w:eastAsia="Calibri" w:hAnsi="TH SarabunPSK" w:cs="TH SarabunPSK" w:hint="cs"/>
-                <w:sz w:val="32"/>
-                <w:szCs w:val="32"/>
-                <w:cs/>
-              </w:rPr>
-              <w:t>72</w:t>
+              </w:rPr>
+            </w:pPr>
+            <w:r>
+              <w:rPr>
+                <w:rFonts w:ascii="TH SarabunPSK" w:eastAsia="Calibri" w:hAnsi="TH SarabunPSK" w:cs="TH SarabunPSK"/>
+                <w:sz w:val="32"/>
+                <w:szCs w:val="32"/>
+              </w:rPr>
+              <w:t>65</w:t>
             </w:r>
           </w:p>
         </w:tc>
@@ -2794,17 +2817,15 @@
                 <w:rFonts w:ascii="TH SarabunPSK" w:eastAsia="Calibri" w:hAnsi="TH SarabunPSK" w:cs="TH SarabunPSK"/>
                 <w:sz w:val="32"/>
                 <w:szCs w:val="32"/>
-                <w:cs/>
-              </w:rPr>
-            </w:pPr>
-            <w:r>
-              <w:rPr>
-                <w:rFonts w:ascii="TH SarabunPSK" w:eastAsia="Calibri" w:hAnsi="TH SarabunPSK" w:cs="TH SarabunPSK" w:hint="cs"/>
-                <w:sz w:val="32"/>
-                <w:szCs w:val="32"/>
-                <w:cs/>
-              </w:rPr>
-              <w:t>75</w:t>
+              </w:rPr>
+            </w:pPr>
+            <w:r>
+              <w:rPr>
+                <w:rFonts w:ascii="TH SarabunPSK" w:eastAsia="Calibri" w:hAnsi="TH SarabunPSK" w:cs="TH SarabunPSK"/>
+                <w:sz w:val="32"/>
+                <w:szCs w:val="32"/>
+              </w:rPr>
+              <w:t>67</w:t>
             </w:r>
           </w:p>
         </w:tc>
@@ -2870,17 +2891,15 @@
                 <w:rFonts w:ascii="TH SarabunPSK" w:eastAsia="Calibri" w:hAnsi="TH SarabunPSK" w:cs="TH SarabunPSK"/>
                 <w:sz w:val="32"/>
                 <w:szCs w:val="32"/>
-                <w:cs/>
-              </w:rPr>
-            </w:pPr>
-            <w:r>
-              <w:rPr>
-                <w:rFonts w:ascii="TH SarabunPSK" w:eastAsia="Calibri" w:hAnsi="TH SarabunPSK" w:cs="TH SarabunPSK" w:hint="cs"/>
-                <w:sz w:val="32"/>
-                <w:szCs w:val="32"/>
-                <w:cs/>
-              </w:rPr>
-              <w:t>78</w:t>
+              </w:rPr>
+            </w:pPr>
+            <w:r>
+              <w:rPr>
+                <w:rFonts w:ascii="TH SarabunPSK" w:eastAsia="Calibri" w:hAnsi="TH SarabunPSK" w:cs="TH SarabunPSK"/>
+                <w:sz w:val="32"/>
+                <w:szCs w:val="32"/>
+              </w:rPr>
+              <w:t>70</w:t>
             </w:r>
           </w:p>
         </w:tc>
@@ -2955,17 +2974,15 @@
                 <w:rFonts w:ascii="TH SarabunPSK" w:eastAsia="Calibri" w:hAnsi="TH SarabunPSK" w:cs="TH SarabunPSK"/>
                 <w:sz w:val="32"/>
                 <w:szCs w:val="32"/>
-                <w:cs/>
-              </w:rPr>
-            </w:pPr>
-            <w:r>
-              <w:rPr>
-                <w:rFonts w:ascii="TH SarabunPSK" w:eastAsia="Calibri" w:hAnsi="TH SarabunPSK" w:cs="TH SarabunPSK" w:hint="cs"/>
-                <w:sz w:val="32"/>
-                <w:szCs w:val="32"/>
-                <w:cs/>
-              </w:rPr>
-              <w:t>78</w:t>
+              </w:rPr>
+            </w:pPr>
+            <w:r>
+              <w:rPr>
+                <w:rFonts w:ascii="TH SarabunPSK" w:eastAsia="Calibri" w:hAnsi="TH SarabunPSK" w:cs="TH SarabunPSK"/>
+                <w:sz w:val="32"/>
+                <w:szCs w:val="32"/>
+              </w:rPr>
+              <w:t>70</w:t>
             </w:r>
           </w:p>
         </w:tc>
@@ -3057,7 +3074,7 @@
                 <w:sz w:val="32"/>
                 <w:szCs w:val="32"/>
               </w:rPr>
-              <w:t>90</w:t>
+              <w:t>87</w:t>
             </w:r>
           </w:p>
         </w:tc>
@@ -3149,7 +3166,6 @@
                 <w:rFonts w:ascii="TH SarabunPSK" w:eastAsia="Calibri" w:hAnsi="TH SarabunPSK" w:cs="TH SarabunPSK"/>
                 <w:sz w:val="32"/>
                 <w:szCs w:val="32"/>
-                <w:cs/>
               </w:rPr>
             </w:pPr>
             <w:r>
@@ -3159,7 +3175,15 @@
                 <w:szCs w:val="32"/>
                 <w:cs/>
               </w:rPr>
-              <w:t>90</w:t>
+              <w:t>9</w:t>
+            </w:r>
+            <w:r>
+              <w:rPr>
+                <w:rFonts w:ascii="TH SarabunPSK" w:eastAsia="Calibri" w:hAnsi="TH SarabunPSK" w:cs="TH SarabunPSK"/>
+                <w:sz w:val="32"/>
+                <w:szCs w:val="32"/>
+              </w:rPr>
+              <w:t>1</w:t>
             </w:r>
           </w:p>
         </w:tc>
@@ -3238,17 +3262,15 @@
                 <w:rFonts w:ascii="TH SarabunPSK" w:eastAsia="Calibri" w:hAnsi="TH SarabunPSK" w:cs="TH SarabunPSK"/>
                 <w:sz w:val="32"/>
                 <w:szCs w:val="32"/>
-                <w:cs/>
-              </w:rPr>
-            </w:pPr>
-            <w:r>
-              <w:rPr>
-                <w:rFonts w:ascii="TH SarabunPSK" w:eastAsia="Calibri" w:hAnsi="TH SarabunPSK" w:cs="TH SarabunPSK" w:hint="cs"/>
-                <w:sz w:val="32"/>
-                <w:szCs w:val="32"/>
-                <w:cs/>
-              </w:rPr>
-              <w:t>96</w:t>
+              </w:rPr>
+            </w:pPr>
+            <w:r>
+              <w:rPr>
+                <w:rFonts w:ascii="TH SarabunPSK" w:eastAsia="Calibri" w:hAnsi="TH SarabunPSK" w:cs="TH SarabunPSK"/>
+                <w:sz w:val="32"/>
+                <w:szCs w:val="32"/>
+              </w:rPr>
+              <w:t>93</w:t>
             </w:r>
           </w:p>
         </w:tc>
@@ -3351,7 +3373,6 @@
                 <w:rFonts w:ascii="TH SarabunPSK" w:eastAsia="Calibri" w:hAnsi="TH SarabunPSK" w:cs="TH SarabunPSK"/>
                 <w:sz w:val="32"/>
                 <w:szCs w:val="32"/>
-                <w:cs/>
               </w:rPr>
             </w:pPr>
             <w:r>
@@ -3361,7 +3382,15 @@
                 <w:szCs w:val="32"/>
                 <w:cs/>
               </w:rPr>
-              <w:t>96</w:t>
+              <w:t>9</w:t>
+            </w:r>
+            <w:r>
+              <w:rPr>
+                <w:rFonts w:ascii="TH SarabunPSK" w:eastAsia="Calibri" w:hAnsi="TH SarabunPSK" w:cs="TH SarabunPSK"/>
+                <w:sz w:val="32"/>
+                <w:szCs w:val="32"/>
+              </w:rPr>
+              <w:t>3</w:t>
             </w:r>
           </w:p>
         </w:tc>
@@ -3473,7 +3502,6 @@
                 <w:rFonts w:ascii="TH SarabunPSK" w:eastAsia="Calibri" w:hAnsi="TH SarabunPSK" w:cs="TH SarabunPSK"/>
                 <w:sz w:val="32"/>
                 <w:szCs w:val="32"/>
-                <w:cs/>
               </w:rPr>
             </w:pPr>
             <w:r>
@@ -3483,7 +3511,15 @@
                 <w:szCs w:val="32"/>
                 <w:cs/>
               </w:rPr>
-              <w:t>98</w:t>
+              <w:t>9</w:t>
+            </w:r>
+            <w:r>
+              <w:rPr>
+                <w:rFonts w:ascii="TH SarabunPSK" w:eastAsia="Calibri" w:hAnsi="TH SarabunPSK" w:cs="TH SarabunPSK"/>
+                <w:sz w:val="32"/>
+                <w:szCs w:val="32"/>
+              </w:rPr>
+              <w:t>3</w:t>
             </w:r>
           </w:p>
         </w:tc>
@@ -3571,7 +3607,7 @@
                 <w:szCs w:val="32"/>
                 <w:cs/>
               </w:rPr>
-              <w:t>ข้อเสนอแนะ</w:t>
+              <w:t>ปัญหาและอุปสรรค</w:t>
             </w:r>
           </w:p>
         </w:tc>
@@ -3595,7 +3631,6 @@
                 <w:rFonts w:ascii="TH SarabunPSK" w:eastAsia="Calibri" w:hAnsi="TH SarabunPSK" w:cs="TH SarabunPSK"/>
                 <w:sz w:val="32"/>
                 <w:szCs w:val="32"/>
-                <w:cs/>
               </w:rPr>
             </w:pPr>
             <w:r>
@@ -3605,7 +3640,15 @@
                 <w:szCs w:val="32"/>
                 <w:cs/>
               </w:rPr>
-              <w:t>99</w:t>
+              <w:t>9</w:t>
+            </w:r>
+            <w:r>
+              <w:rPr>
+                <w:rFonts w:ascii="TH SarabunPSK" w:eastAsia="Calibri" w:hAnsi="TH SarabunPSK" w:cs="TH SarabunPSK"/>
+                <w:sz w:val="32"/>
+                <w:szCs w:val="32"/>
+              </w:rPr>
+              <w:t>5</w:t>
             </w:r>
           </w:p>
         </w:tc>
@@ -3688,12 +3731,12 @@
             </w:r>
             <w:r>
               <w:rPr>
-                <w:rFonts w:ascii="TH SarabunPSK" w:eastAsia="Calibri" w:hAnsi="TH SarabunPSK" w:cs="TH SarabunPSK"/>
-                <w:sz w:val="32"/>
-                <w:szCs w:val="32"/>
-                <w:cs/>
-              </w:rPr>
-              <w:t>ปัญหาและอุปสรรค</w:t>
+                <w:rFonts w:ascii="TH SarabunPSK" w:eastAsia="Calibri" w:hAnsi="TH SarabunPSK" w:cs="TH SarabunPSK" w:hint="cs"/>
+                <w:sz w:val="32"/>
+                <w:szCs w:val="32"/>
+                <w:cs/>
+              </w:rPr>
+              <w:t>ข้อเสนอแนะ</w:t>
             </w:r>
           </w:p>
         </w:tc>
@@ -3717,17 +3760,15 @@
                 <w:rFonts w:ascii="TH SarabunPSK" w:eastAsia="Calibri" w:hAnsi="TH SarabunPSK" w:cs="TH SarabunPSK"/>
                 <w:sz w:val="32"/>
                 <w:szCs w:val="32"/>
-                <w:cs/>
-              </w:rPr>
-            </w:pPr>
-            <w:r>
-              <w:rPr>
-                <w:rFonts w:ascii="TH SarabunPSK" w:eastAsia="Calibri" w:hAnsi="TH SarabunPSK" w:cs="TH SarabunPSK" w:hint="cs"/>
-                <w:sz w:val="32"/>
-                <w:szCs w:val="32"/>
-                <w:cs/>
-              </w:rPr>
-              <w:t>100</w:t>
+              </w:rPr>
+            </w:pPr>
+            <w:r>
+              <w:rPr>
+                <w:rFonts w:ascii="TH SarabunPSK" w:eastAsia="Calibri" w:hAnsi="TH SarabunPSK" w:cs="TH SarabunPSK"/>
+                <w:sz w:val="32"/>
+                <w:szCs w:val="32"/>
+              </w:rPr>
+              <w:t>95</w:t>
             </w:r>
           </w:p>
         </w:tc>
@@ -3797,17 +3838,15 @@
                 <w:rFonts w:ascii="TH SarabunPSK" w:eastAsia="Calibri" w:hAnsi="TH SarabunPSK" w:cs="TH SarabunPSK"/>
                 <w:sz w:val="32"/>
                 <w:szCs w:val="32"/>
-                <w:cs/>
-              </w:rPr>
-            </w:pPr>
-            <w:r>
-              <w:rPr>
-                <w:rFonts w:ascii="TH SarabunPSK" w:eastAsia="Calibri" w:hAnsi="TH SarabunPSK" w:cs="TH SarabunPSK" w:hint="cs"/>
-                <w:sz w:val="32"/>
-                <w:szCs w:val="32"/>
-                <w:cs/>
-              </w:rPr>
-              <w:t>101</w:t>
+              </w:rPr>
+            </w:pPr>
+            <w:r>
+              <w:rPr>
+                <w:rFonts w:ascii="TH SarabunPSK" w:eastAsia="Calibri" w:hAnsi="TH SarabunPSK" w:cs="TH SarabunPSK"/>
+                <w:sz w:val="32"/>
+                <w:szCs w:val="32"/>
+              </w:rPr>
+              <w:t>97</w:t>
             </w:r>
           </w:p>
         </w:tc>
@@ -3895,17 +3934,15 @@
                 <w:rFonts w:ascii="TH SarabunPSK" w:eastAsia="Calibri" w:hAnsi="TH SarabunPSK" w:cs="TH SarabunPSK"/>
                 <w:sz w:val="32"/>
                 <w:szCs w:val="32"/>
-                <w:cs/>
-              </w:rPr>
-            </w:pPr>
-            <w:r>
-              <w:rPr>
-                <w:rFonts w:ascii="TH SarabunPSK" w:eastAsia="Calibri" w:hAnsi="TH SarabunPSK" w:cs="TH SarabunPSK" w:hint="cs"/>
-                <w:sz w:val="32"/>
-                <w:szCs w:val="32"/>
-                <w:cs/>
-              </w:rPr>
-              <w:t>105</w:t>
+              </w:rPr>
+            </w:pPr>
+            <w:r>
+              <w:rPr>
+                <w:rFonts w:ascii="TH SarabunPSK" w:eastAsia="Calibri" w:hAnsi="TH SarabunPSK" w:cs="TH SarabunPSK"/>
+                <w:sz w:val="32"/>
+                <w:szCs w:val="32"/>
+              </w:rPr>
+              <w:t>98</w:t>
             </w:r>
           </w:p>
         </w:tc>
@@ -4032,7 +4069,15 @@
                 <w:szCs w:val="32"/>
                 <w:cs/>
               </w:rPr>
-              <w:t>107</w:t>
+              <w:t>10</w:t>
+            </w:r>
+            <w:r>
+              <w:rPr>
+                <w:rFonts w:ascii="TH SarabunPSK" w:eastAsia="Calibri" w:hAnsi="TH SarabunPSK" w:cs="TH SarabunPSK"/>
+                <w:sz w:val="32"/>
+                <w:szCs w:val="32"/>
+              </w:rPr>
+              <w:t>0</w:t>
             </w:r>
           </w:p>
         </w:tc>
@@ -4102,7 +4147,6 @@
                 <w:rFonts w:ascii="TH SarabunPSK" w:eastAsia="Calibri" w:hAnsi="TH SarabunPSK" w:cs="TH SarabunPSK"/>
                 <w:sz w:val="32"/>
                 <w:szCs w:val="32"/>
-                <w:cs/>
               </w:rPr>
             </w:pPr>
             <w:r>
@@ -4112,7 +4156,15 @@
                 <w:szCs w:val="32"/>
                 <w:cs/>
               </w:rPr>
-              <w:t>109</w:t>
+              <w:t>1</w:t>
+            </w:r>
+            <w:r>
+              <w:rPr>
+                <w:rFonts w:ascii="TH SarabunPSK" w:eastAsia="Calibri" w:hAnsi="TH SarabunPSK" w:cs="TH SarabunPSK"/>
+                <w:sz w:val="32"/>
+                <w:szCs w:val="32"/>
+              </w:rPr>
+              <w:t>10</w:t>
             </w:r>
           </w:p>
         </w:tc>
@@ -4153,7 +4205,7 @@
       <w:footerReference w:type="default" r:id="rId7"/>
       <w:pgSz w:w="11907" w:h="16840" w:code="9"/>
       <w:pgMar w:top="2160" w:right="1440" w:bottom="1440" w:left="2160" w:header="1440" w:footer="720" w:gutter="0"/>
-      <w:pgNumType w:fmt="thaiLetters" w:start="5"/>
+      <w:pgNumType w:fmt="thaiLetters" w:start="6"/>
       <w:cols w:space="720"/>
       <w:docGrid w:linePitch="360"/>
     </w:sectPr>
@@ -4190,71 +4242,34 @@
 <w:ftr xmlns:wpc="http://schemas.microsoft.com/office/word/2010/wordprocessingCanvas" xmlns:cx="http://schemas.microsoft.com/office/drawing/2014/chartex" xmlns:cx1="http://schemas.microsoft.com/office/drawing/2015/9/8/chartex" xmlns:cx2="http://schemas.microsoft.com/office/drawing/2015/10/21/chartex" xmlns:cx3="http://schemas.microsoft.com/office/drawing/2016/5/9/chartex" xmlns:cx4="http://schemas.microsoft.com/office/drawing/2016/5/10/chartex" xmlns:cx5="http://schemas.microsoft.com/office/drawing/2016/5/11/chartex" xmlns:cx6="http://schemas.microsoft.com/office/drawing/2016/5/12/chartex" xmlns:cx7="http://schemas.microsoft.com/office/drawing/2016/5/13/chartex" xmlns:cx8="http://schemas.microsoft.com/office/drawing/2016/5/14/chartex" xmlns:mc="http://schemas.openxmlformats.org/markup-compatibility/2006" xmlns:aink="http://schemas.microsoft.com/office/drawing/2016/ink" xmlns:am3d="http://schemas.microsoft.com/office/drawing/2017/model3d" xmlns:o="urn:schemas-microsoft-com:office:office" xmlns:r="http://schemas.openxmlformats.org/officeDocument/2006/relationships" xmlns:m="http://schemas.openxmlformats.org/officeDocument/2006/math" xmlns:v="urn:schemas-microsoft-com:vml" xmlns:wp14="http://schemas.microsoft.com/office/word/2010/wordprocessingDrawing" xmlns:wp="http://schemas.openxmlformats.org/drawingml/2006/wordprocessingDrawing" xmlns:w10="urn:schemas-microsoft-com:office:word" xmlns:w="http://schemas.openxmlformats.org/wordprocessingml/2006/main" xmlns:w14="http://schemas.microsoft.com/office/word/2010/wordml" xmlns:w15="http://schemas.microsoft.com/office/word/2012/wordml" xmlns:w16cid="http://schemas.microsoft.com/office/word/2016/wordml/cid" xmlns:w16se="http://schemas.microsoft.com/office/word/2015/wordml/symex" xmlns:wpg="http://schemas.microsoft.com/office/word/2010/wordprocessingGroup" xmlns:wpi="http://schemas.microsoft.com/office/word/2010/wordprocessingInk" xmlns:wne="http://schemas.microsoft.com/office/word/2006/wordml" xmlns:wps="http://schemas.microsoft.com/office/word/2010/wordprocessingShape" mc:Ignorable="w14 w15 w16se w16cid wp14">
   <w:sdt>
     <w:sdtPr>
-      <w:id w:val="-1540813364"/>
+      <w:id w:val="-1385326639"/>
       <w:docPartObj>
         <w:docPartGallery w:val="Page Numbers (Bottom of Page)"/>
         <w:docPartUnique/>
       </w:docPartObj>
     </w:sdtPr>
-    <w:sdtEndPr>
-      <w:rPr>
-        <w:rFonts w:ascii="TH SarabunPSK" w:hAnsi="TH SarabunPSK" w:cs="TH SarabunPSK"/>
-        <w:noProof/>
-        <w:sz w:val="32"/>
-        <w:szCs w:val="32"/>
-      </w:rPr>
-    </w:sdtEndPr>
     <w:sdtContent>
       <w:p>
         <w:pPr>
           <w:pStyle w:val="Footer"/>
           <w:jc w:val="center"/>
-          <w:rPr>
-            <w:rFonts w:ascii="TH SarabunPSK" w:hAnsi="TH SarabunPSK" w:cs="TH SarabunPSK"/>
-            <w:sz w:val="32"/>
-            <w:szCs w:val="32"/>
-          </w:rPr>
         </w:pPr>
         <w:r>
-          <w:rPr>
-            <w:rFonts w:ascii="TH SarabunPSK" w:hAnsi="TH SarabunPSK" w:cs="TH SarabunPSK"/>
-            <w:sz w:val="32"/>
-            <w:szCs w:val="32"/>
-          </w:rPr>
           <w:fldChar w:fldCharType="begin"/>
         </w:r>
         <w:r>
-          <w:rPr>
-            <w:rFonts w:ascii="TH SarabunPSK" w:hAnsi="TH SarabunPSK" w:cs="TH SarabunPSK"/>
-            <w:sz w:val="32"/>
-            <w:szCs w:val="32"/>
-          </w:rPr>
-          <w:instrText xml:space="preserve"> PAGE   \* MERGEFORMAT </w:instrText>
+          <w:instrText>PAGE   \* MERGEFORMAT</w:instrText>
         </w:r>
         <w:r>
-          <w:rPr>
-            <w:rFonts w:ascii="TH SarabunPSK" w:hAnsi="TH SarabunPSK" w:cs="TH SarabunPSK"/>
-            <w:sz w:val="32"/>
-            <w:szCs w:val="32"/>
-          </w:rPr>
           <w:fldChar w:fldCharType="separate"/>
         </w:r>
         <w:r>
           <w:rPr>
-            <w:rFonts w:ascii="TH SarabunPSK" w:hAnsi="TH SarabunPSK" w:cs="TH SarabunPSK"/>
-            <w:noProof/>
-            <w:sz w:val="32"/>
-            <w:szCs w:val="32"/>
+            <w:lang w:val="th-TH"/>
           </w:rPr>
           <w:t>2</w:t>
         </w:r>
         <w:r>
-          <w:rPr>
-            <w:rFonts w:ascii="TH SarabunPSK" w:hAnsi="TH SarabunPSK" w:cs="TH SarabunPSK"/>
-            <w:noProof/>
-            <w:sz w:val="32"/>
-            <w:szCs w:val="32"/>
-          </w:rPr>
           <w:fldChar w:fldCharType="end"/>
         </w:r>
       </w:p>
@@ -4263,6 +4278,9 @@
   <w:p>
     <w:pPr>
       <w:pStyle w:val="Footer"/>
+      <w:rPr>
+        <w:cs/>
+      </w:rPr>
     </w:pPr>
   </w:p>
 </w:ftr>
@@ -5105,7 +5123,7 @@
 </file>
 
 <file path=customXml/itemProps1.xml><?xml version="1.0" encoding="utf-8"?>
-<ds:datastoreItem xmlns:ds="http://schemas.openxmlformats.org/officeDocument/2006/customXml" ds:itemID="{D0D9C2B9-E57C-4907-A610-D1B184113F60}">
+<ds:datastoreItem xmlns:ds="http://schemas.openxmlformats.org/officeDocument/2006/customXml" ds:itemID="{BEF88F52-888F-411B-91AF-1D59FBE0F9B7}">
   <ds:schemaRefs>
     <ds:schemaRef ds:uri="http://schemas.openxmlformats.org/officeDocument/2006/bibliography"/>
   </ds:schemaRefs>
